--- a/data/human_paras/human_para_130.docx
+++ b/data/human_paras/human_para_130.docx
@@ -4,7 +4,7 @@
   <w:body>
     <w:p>
       <w:r>
-        <w:t>Advocates of healthy living and diet are now claiming that healthy, organic, and fresh foods are most economical contrary to common social belief. Applying it as a staple lifestyle preference could provide an economic advantage by cutting back on food expenses and boosting savings.</w:t>
+        <w:t>The following chart and graphs illustrate a diet plan budget comparison between a healthy menu and a typical fast food menu. The comparison is based on a 4-day meal plan with three unique healthy recipes for each day compared to the typical price of a McDonald’s meal for four people. The meal course is valued on both individual and family concern though the total amount comparison is based on a family setting with four members.</w:t>
       </w:r>
     </w:p>
     <w:sectPr>
